--- a/pr-preview/pr-337/sufficiency-handout.docx
+++ b/pr-preview/pr-337/sufficiency-handout.docx
@@ -15,7 +15,7 @@
         <w:pStyle w:val="Date"/>
       </w:pPr>
       <w:r>
-        <w:t xml:space="preserve">Last modified: 2026-10-18 01:15:39 (PDT)</w:t>
+        <w:t xml:space="preserve">Last modified: 2026-10-18 11:27:25 (PDT)</w:t>
       </w:r>
     </w:p>
     <w:p>
@@ -152,7 +152,7 @@
         <w:t xml:space="preserve"> </w:t>
       </w:r>
       <w:r>
-        <w:t xml:space="preserve">Wikipedia contributors (2026b)</w:t>
+        <w:t xml:space="preserve">Wikipedia contributors [1]</w:t>
       </w:r>
       <w:r>
         <w:t xml:space="preserve">.</w:t>
@@ -417,7 +417,7 @@
         <w:t xml:space="preserve"> </w:t>
       </w:r>
       <w:r>
-        <w:t xml:space="preserve">Wikipedia contributors (2026c)</w:t>
+        <w:t xml:space="preserve">Wikipedia contributors [2]</w:t>
       </w:r>
       <w:r>
         <w:t xml:space="preserve">.</w:t>
@@ -440,7 +440,7 @@
         <w:t xml:space="preserve"> (Source: Sufficient statistic). </w:t>
       </w:r>
       <w:r>
-        <w:t xml:space="preserve">Fisher (1922)</w:t>
+        <w:t xml:space="preserve">Fisher [3]</w:t>
       </w:r>
       <w:r>
         <w:t xml:space="preserve"> </w:t>
@@ -452,7 +452,7 @@
         <w:t xml:space="preserve"> </w:t>
       </w:r>
       <w:r>
-        <w:t xml:space="preserve">Casella and Berger (2002, Def. 6.2.1, p. 272)</w:t>
+        <w:t xml:space="preserve">Casella and Berger [4], Def. 6.2.1, p. 272</w:t>
       </w:r>
       <w:r>
         <w:t xml:space="preserve">.</w:t>
@@ -803,7 +803,7 @@
         <w:t xml:space="preserve"> </w:t>
       </w:r>
       <w:r>
-        <w:t xml:space="preserve">Wikipedia contributors (2026c)</w:t>
+        <w:t xml:space="preserve">Wikipedia contributors [2]</w:t>
       </w:r>
       <w:r>
         <w:t xml:space="preserve">.</w:t>
@@ -1479,7 +1479,7 @@
         <w:t xml:space="preserve"> (Source: Factorization theorem). </w:t>
       </w:r>
       <w:r>
-        <w:t xml:space="preserve">Halmos and Savage (1949)</w:t>
+        <w:t xml:space="preserve">Halmos and Savage [5]</w:t>
       </w:r>
       <w:r>
         <w:t xml:space="preserve">, whom</w:t>
@@ -1488,7 +1488,7 @@
         <w:t xml:space="preserve"> </w:t>
       </w:r>
       <w:r>
-        <w:t xml:space="preserve">Casella and Berger (2002, Thm. 6.2.6, p. 276, and its footnote)</w:t>
+        <w:t xml:space="preserve">Casella and Berger [4], Thm. 6.2.6, p. 276, and its footnote</w:t>
       </w:r>
       <w:r>
         <w:t xml:space="preserve"> </w:t>
@@ -2822,7 +2822,7 @@
         <w:t xml:space="preserve"> </w:t>
       </w:r>
       <w:r>
-        <w:t xml:space="preserve">(Rao 1945; Blackwell 1947; Casella and Berger 2002, Thm. 7.3.17, p. 342; Wikipedia contributors 2026a)</w:t>
+        <w:t xml:space="preserve">[6], [7], [4], Thm. 7.3.17, p. 342, [8]</w:t>
       </w:r>
       <w:r>
         <w:t xml:space="preserve">.</w:t>
@@ -5431,7 +5431,7 @@
         <w:t xml:space="preserve"> </w:t>
       </w:r>
       <w:r>
-        <w:t xml:space="preserve">(Hosmer and Lemeshow 1989)</w:t>
+        <w:t xml:space="preserve">[9]</w:t>
       </w:r>
       <w:r>
         <w:t xml:space="preserve">; the data ship with the R package</w:t>
@@ -8404,7 +8404,7 @@
         <w:t xml:space="preserve">(</w:t>
       </w:r>
       <w:r>
-        <w:t xml:space="preserve">Casella and Berger (2002, Example 7.3.18)</w:t>
+        <w:t xml:space="preserve">Casella and Berger [4], Example 7.3.18</w:t>
       </w:r>
       <w:r>
         <w:t xml:space="preserve">).</w:t>
@@ -8481,7 +8481,7 @@
         </w:numPr>
       </w:pPr>
       <w:r>
-        <w:t xml:space="preserve">Wikipedia contributors (2026c)</w:t>
+        <w:t xml:space="preserve">Wikipedia contributors [2]</w:t>
       </w:r>
       <w:r>
         <w:t xml:space="preserve"> </w:t>
@@ -8498,7 +8498,7 @@
         </w:numPr>
       </w:pPr>
       <w:r>
-        <w:t xml:space="preserve">Wikipedia contributors (2026a)</w:t>
+        <w:t xml:space="preserve">Wikipedia contributors [8]</w:t>
       </w:r>
       <w:r>
         <w:t xml:space="preserve"> </w:t>
@@ -8515,7 +8515,7 @@
         </w:numPr>
       </w:pPr>
       <w:r>
-        <w:t xml:space="preserve">Wikipedia contributors (2026b)</w:t>
+        <w:t xml:space="preserve">Wikipedia contributors [1]</w:t>
       </w:r>
       <w:r>
         <w:t xml:space="preserve"> </w:t>
@@ -8536,35 +8536,49 @@
       </w:r>
     </w:p>
     <w:bookmarkStart w:id="64" w:name="refs"/>
-    <w:bookmarkStart w:id="49" w:name="ref-blackwell1947conditional"/>
+    <w:bookmarkStart w:id="49" w:name="ref-wikipedia_statistic"/>
     <w:p>
       <w:pPr>
         <w:pStyle w:val="Bibliography"/>
       </w:pPr>
       <w:r>
-        <w:t xml:space="preserve">Blackwell, David. 1947.</w:t>
-      </w:r>
-      <w:r>
-        <w:t xml:space="preserve"> </w:t>
-      </w:r>
-      <w:r>
-        <w:t xml:space="preserve">“Conditional Expectation and Unbiased Sequential Estimation.”</w:t>
-      </w:r>
-      <w:r>
-        <w:t xml:space="preserve"> </w:t>
-      </w:r>
-      <w:r>
-        <w:rPr>
-          <w:i/>
-          <w:iCs/>
-        </w:rPr>
-        <w:t xml:space="preserve">The Annals of Mathematical Statistics</w:t>
-      </w:r>
-      <w:r>
-        <w:t xml:space="preserve"> </w:t>
-      </w:r>
-      <w:r>
-        <w:t xml:space="preserve">18 (1): 105–10.</w:t>
+        <w:t xml:space="preserve">[1]</w:t>
+      </w:r>
+      <w:r>
+        <w:t xml:space="preserve"> </w:t>
+      </w:r>
+      <w:r>
+        <w:t xml:space="preserve">	</w:t>
+      </w:r>
+      <w:r>
+        <w:t xml:space="preserve">Wikipedia contributors,</w:t>
+      </w:r>
+      <w:r>
+        <w:t xml:space="preserve"> </w:t>
+      </w:r>
+      <w:r>
+        <w:t xml:space="preserve">“Statistic —</w:t>
+      </w:r>
+      <w:r>
+        <w:t xml:space="preserve"> </w:t>
+      </w:r>
+      <w:r>
+        <w:t xml:space="preserve">Wikipedia</w:t>
+      </w:r>
+      <w:r>
+        <w:t xml:space="preserve">,</w:t>
+      </w:r>
+      <w:r>
+        <w:t xml:space="preserve"> </w:t>
+      </w:r>
+      <w:r>
+        <w:t xml:space="preserve">the free encyclopedia.”</w:t>
+      </w:r>
+      <w:r>
+        <w:t xml:space="preserve"> </w:t>
+      </w:r>
+      <w:r>
+        <w:t xml:space="preserve">2026. Available:</w:t>
       </w:r>
       <w:r>
         <w:t xml:space="preserve"> </w:t>
@@ -8574,21 +8588,90 @@
           <w:rPr>
             <w:rStyle w:val="Hyperlink"/>
           </w:rPr>
-          <w:t xml:space="preserve">https://doi.org/10.1214/aoms/1177730497</w:t>
+          <w:t xml:space="preserve">https://en.wikipedia.org/wiki/Statistic</w:t>
         </w:r>
       </w:hyperlink>
-      <w:r>
-        <w:t xml:space="preserve">.</w:t>
-      </w:r>
     </w:p>
     <w:bookmarkEnd w:id="49"/>
-    <w:bookmarkStart w:id="51" w:name="ref-CaseBerg01"/>
+    <w:bookmarkStart w:id="51" w:name="ref-wikipedia_sufficient_statistic"/>
     <w:p>
       <w:pPr>
         <w:pStyle w:val="Bibliography"/>
       </w:pPr>
       <w:r>
-        <w:t xml:space="preserve">Casella, George, and Roger Berger. 2002.</w:t>
+        <w:t xml:space="preserve">[2]</w:t>
+      </w:r>
+      <w:r>
+        <w:t xml:space="preserve"> </w:t>
+      </w:r>
+      <w:r>
+        <w:t xml:space="preserve">	</w:t>
+      </w:r>
+      <w:r>
+        <w:t xml:space="preserve">Wikipedia contributors,</w:t>
+      </w:r>
+      <w:r>
+        <w:t xml:space="preserve"> </w:t>
+      </w:r>
+      <w:r>
+        <w:t xml:space="preserve">“Sufficient statistic —</w:t>
+      </w:r>
+      <w:r>
+        <w:t xml:space="preserve"> </w:t>
+      </w:r>
+      <w:r>
+        <w:t xml:space="preserve">Wikipedia</w:t>
+      </w:r>
+      <w:r>
+        <w:t xml:space="preserve">,</w:t>
+      </w:r>
+      <w:r>
+        <w:t xml:space="preserve"> </w:t>
+      </w:r>
+      <w:r>
+        <w:t xml:space="preserve">the free encyclopedia.”</w:t>
+      </w:r>
+      <w:r>
+        <w:t xml:space="preserve"> </w:t>
+      </w:r>
+      <w:r>
+        <w:t xml:space="preserve">2026. Available:</w:t>
+      </w:r>
+      <w:r>
+        <w:t xml:space="preserve"> </w:t>
+      </w:r>
+      <w:hyperlink r:id="rId50">
+        <w:r>
+          <w:rPr>
+            <w:rStyle w:val="Hyperlink"/>
+          </w:rPr>
+          <w:t xml:space="preserve">https://en.wikipedia.org/wiki/Sufficient_statistic</w:t>
+        </w:r>
+      </w:hyperlink>
+    </w:p>
+    <w:bookmarkEnd w:id="51"/>
+    <w:bookmarkStart w:id="53" w:name="ref-fisher1922mathematical"/>
+    <w:p>
+      <w:pPr>
+        <w:pStyle w:val="Bibliography"/>
+      </w:pPr>
+      <w:r>
+        <w:t xml:space="preserve">[3]</w:t>
+      </w:r>
+      <w:r>
+        <w:t xml:space="preserve"> </w:t>
+      </w:r>
+      <w:r>
+        <w:t xml:space="preserve">	</w:t>
+      </w:r>
+      <w:r>
+        <w:t xml:space="preserve">R. A. Fisher,</w:t>
+      </w:r>
+      <w:r>
+        <w:t xml:space="preserve"> </w:t>
+      </w:r>
+      <w:r>
+        <w:t xml:space="preserve">“On the mathematical foundations of theoretical statistics,”</w:t>
       </w:r>
       <w:r>
         <w:t xml:space="preserve"> </w:t>
@@ -8598,15 +8681,61 @@
           <w:i/>
           <w:iCs/>
         </w:rPr>
-        <w:t xml:space="preserve">Statistical Inference</w:t>
-      </w:r>
-      <w:r>
-        <w:t xml:space="preserve">. 2nd ed. Cengage Learning.</w:t>
-      </w:r>
-      <w:r>
-        <w:t xml:space="preserve"> </w:t>
-      </w:r>
-      <w:hyperlink r:id="rId50">
+        <w:t xml:space="preserve">Philosophical Transactions of the Royal Society of London. Series A</w:t>
+      </w:r>
+      <w:r>
+        <w:t xml:space="preserve">, vol. 222, no. 594–604, pp. 309–368, 1922, doi:</w:t>
+      </w:r>
+      <w:r>
+        <w:t xml:space="preserve"> </w:t>
+      </w:r>
+      <w:hyperlink r:id="rId52">
+        <w:r>
+          <w:rPr>
+            <w:rStyle w:val="Hyperlink"/>
+          </w:rPr>
+          <w:t xml:space="preserve">10.1098/rsta.1922.0009</w:t>
+        </w:r>
+      </w:hyperlink>
+      <w:r>
+        <w:t xml:space="preserve">.</w:t>
+      </w:r>
+    </w:p>
+    <w:bookmarkEnd w:id="53"/>
+    <w:bookmarkStart w:id="55" w:name="ref-CaseBerg01"/>
+    <w:p>
+      <w:pPr>
+        <w:pStyle w:val="Bibliography"/>
+      </w:pPr>
+      <w:r>
+        <w:t xml:space="preserve">[4]</w:t>
+      </w:r>
+      <w:r>
+        <w:t xml:space="preserve"> </w:t>
+      </w:r>
+      <w:r>
+        <w:t xml:space="preserve">	</w:t>
+      </w:r>
+      <w:r>
+        <w:t xml:space="preserve">G. Casella and R. Berger,</w:t>
+      </w:r>
+      <w:r>
+        <w:t xml:space="preserve"> </w:t>
+      </w:r>
+      <w:r>
+        <w:rPr>
+          <w:i/>
+          <w:iCs/>
+        </w:rPr>
+        <w:t xml:space="preserve">Statistical inference</w:t>
+      </w:r>
+      <w:r>
+        <w:t xml:space="preserve">, 2nd ed. Cengage Learning, 2002. Available:</w:t>
+      </w:r>
+      <w:r>
+        <w:t xml:space="preserve"> </w:t>
+      </w:r>
+      <w:hyperlink r:id="rId54">
         <w:r>
           <w:rPr>
             <w:rStyle w:val="Hyperlink"/>
@@ -8614,24 +8743,42 @@
           <w:t xml:space="preserve">https://www.cengage.com/c/statistical-inference-2e-casella-berger/9780534243128/</w:t>
         </w:r>
       </w:hyperlink>
-      <w:r>
-        <w:t xml:space="preserve">.</w:t>
-      </w:r>
     </w:p>
-    <w:bookmarkEnd w:id="51"/>
-    <w:bookmarkStart w:id="53" w:name="ref-fisher1922mathematical"/>
+    <w:bookmarkEnd w:id="55"/>
+    <w:bookmarkStart w:id="57" w:name="ref-halmos1949application"/>
     <w:p>
       <w:pPr>
         <w:pStyle w:val="Bibliography"/>
       </w:pPr>
       <w:r>
-        <w:t xml:space="preserve">Fisher, Ronald A. 1922.</w:t>
-      </w:r>
-      <w:r>
-        <w:t xml:space="preserve"> </w:t>
-      </w:r>
-      <w:r>
-        <w:t xml:space="preserve">“On the Mathematical Foundations of Theoretical Statistics.”</w:t>
+        <w:t xml:space="preserve">[5]</w:t>
+      </w:r>
+      <w:r>
+        <w:t xml:space="preserve"> </w:t>
+      </w:r>
+      <w:r>
+        <w:t xml:space="preserve">	</w:t>
+      </w:r>
+      <w:r>
+        <w:t xml:space="preserve">P. R. Halmos and L. J. Savage,</w:t>
+      </w:r>
+      <w:r>
+        <w:t xml:space="preserve"> </w:t>
+      </w:r>
+      <w:r>
+        <w:t xml:space="preserve">“Application of the</w:t>
+      </w:r>
+      <w:r>
+        <w:t xml:space="preserve"> </w:t>
+      </w:r>
+      <w:r>
+        <w:t xml:space="preserve">Radon–Nikodym</w:t>
+      </w:r>
+      <w:r>
+        <w:t xml:space="preserve"> </w:t>
+      </w:r>
+      <w:r>
+        <w:t xml:space="preserve">theorem to the theory of sufficient statistics,”</w:t>
       </w:r>
       <w:r>
         <w:t xml:space="preserve"> </w:t>
@@ -8641,55 +8788,49 @@
           <w:i/>
           <w:iCs/>
         </w:rPr>
-        <w:t xml:space="preserve">Philosophical Transactions of the Royal Society of London. Series A</w:t>
-      </w:r>
-      <w:r>
-        <w:t xml:space="preserve"> </w:t>
-      </w:r>
-      <w:r>
-        <w:t xml:space="preserve">222 (594–604): 309–68.</w:t>
-      </w:r>
-      <w:r>
-        <w:t xml:space="preserve"> </w:t>
-      </w:r>
-      <w:hyperlink r:id="rId52">
+        <w:t xml:space="preserve">The Annals of Mathematical Statistics</w:t>
+      </w:r>
+      <w:r>
+        <w:t xml:space="preserve">, vol. 20, no. 2, pp. 225–241, 1949, doi:</w:t>
+      </w:r>
+      <w:r>
+        <w:t xml:space="preserve"> </w:t>
+      </w:r>
+      <w:hyperlink r:id="rId56">
         <w:r>
           <w:rPr>
             <w:rStyle w:val="Hyperlink"/>
           </w:rPr>
-          <w:t xml:space="preserve">https://doi.org/10.1098/rsta.1922.0009</w:t>
+          <w:t xml:space="preserve">10.1214/aoms/1177730032</w:t>
         </w:r>
       </w:hyperlink>
       <w:r>
         <w:t xml:space="preserve">.</w:t>
       </w:r>
     </w:p>
-    <w:bookmarkEnd w:id="53"/>
-    <w:bookmarkStart w:id="55" w:name="ref-halmos1949application"/>
+    <w:bookmarkEnd w:id="57"/>
+    <w:bookmarkStart w:id="58" w:name="ref-rao1945information"/>
     <w:p>
       <w:pPr>
         <w:pStyle w:val="Bibliography"/>
       </w:pPr>
       <w:r>
-        <w:t xml:space="preserve">Halmos, Paul R., and Leonard J. Savage. 1949.</w:t>
-      </w:r>
-      <w:r>
-        <w:t xml:space="preserve"> </w:t>
-      </w:r>
-      <w:r>
-        <w:t xml:space="preserve">“Application of the</w:t>
-      </w:r>
-      <w:r>
-        <w:t xml:space="preserve"> </w:t>
-      </w:r>
-      <w:r>
-        <w:t xml:space="preserve">Radon–Nikodym</w:t>
-      </w:r>
-      <w:r>
-        <w:t xml:space="preserve"> </w:t>
-      </w:r>
-      <w:r>
-        <w:t xml:space="preserve">Theorem to the Theory of Sufficient Statistics.”</w:t>
+        <w:t xml:space="preserve">[6]</w:t>
+      </w:r>
+      <w:r>
+        <w:t xml:space="preserve"> </w:t>
+      </w:r>
+      <w:r>
+        <w:t xml:space="preserve">	</w:t>
+      </w:r>
+      <w:r>
+        <w:t xml:space="preserve">C. R. Rao,</w:t>
+      </w:r>
+      <w:r>
+        <w:t xml:space="preserve"> </w:t>
+      </w:r>
+      <w:r>
+        <w:t xml:space="preserve">“Information and the accuracy attainable in the estimation of statistical parameters,”</w:t>
       </w:r>
       <w:r>
         <w:t xml:space="preserve"> </w:t>
@@ -8699,145 +8840,113 @@
           <w:i/>
           <w:iCs/>
         </w:rPr>
+        <w:t xml:space="preserve">Bulletin of the Calcutta Mathematical Society</w:t>
+      </w:r>
+      <w:r>
+        <w:t xml:space="preserve">, vol. 37, pp. 81–91, 1945.</w:t>
+      </w:r>
+    </w:p>
+    <w:bookmarkEnd w:id="58"/>
+    <w:bookmarkStart w:id="60" w:name="ref-blackwell1947conditional"/>
+    <w:p>
+      <w:pPr>
+        <w:pStyle w:val="Bibliography"/>
+      </w:pPr>
+      <w:r>
+        <w:t xml:space="preserve">[7]</w:t>
+      </w:r>
+      <w:r>
+        <w:t xml:space="preserve"> </w:t>
+      </w:r>
+      <w:r>
+        <w:t xml:space="preserve">	</w:t>
+      </w:r>
+      <w:r>
+        <w:t xml:space="preserve">D. Blackwell,</w:t>
+      </w:r>
+      <w:r>
+        <w:t xml:space="preserve"> </w:t>
+      </w:r>
+      <w:r>
+        <w:t xml:space="preserve">“Conditional expectation and unbiased sequential estimation,”</w:t>
+      </w:r>
+      <w:r>
+        <w:t xml:space="preserve"> </w:t>
+      </w:r>
+      <w:r>
+        <w:rPr>
+          <w:i/>
+          <w:iCs/>
+        </w:rPr>
         <w:t xml:space="preserve">The Annals of Mathematical Statistics</w:t>
       </w:r>
       <w:r>
-        <w:t xml:space="preserve"> </w:t>
-      </w:r>
-      <w:r>
-        <w:t xml:space="preserve">20 (2): 225–41.</w:t>
-      </w:r>
-      <w:r>
-        <w:t xml:space="preserve"> </w:t>
-      </w:r>
-      <w:hyperlink r:id="rId54">
+        <w:t xml:space="preserve">, vol. 18, no. 1, pp. 105–110, 1947, doi:</w:t>
+      </w:r>
+      <w:r>
+        <w:t xml:space="preserve"> </w:t>
+      </w:r>
+      <w:hyperlink r:id="rId59">
         <w:r>
           <w:rPr>
             <w:rStyle w:val="Hyperlink"/>
           </w:rPr>
-          <w:t xml:space="preserve">https://doi.org/10.1214/aoms/1177730032</w:t>
+          <w:t xml:space="preserve">10.1214/aoms/1177730497</w:t>
         </w:r>
       </w:hyperlink>
       <w:r>
         <w:t xml:space="preserve">.</w:t>
       </w:r>
     </w:p>
-    <w:bookmarkEnd w:id="55"/>
-    <w:bookmarkStart w:id="56" w:name="ref-hosmer1989applied"/>
+    <w:bookmarkEnd w:id="60"/>
+    <w:bookmarkStart w:id="62" w:name="ref-wikipedia_rao_blackwell_theorem"/>
     <w:p>
       <w:pPr>
         <w:pStyle w:val="Bibliography"/>
       </w:pPr>
       <w:r>
-        <w:t xml:space="preserve">Hosmer, David W., and Stanley Lemeshow. 1989.</w:t>
-      </w:r>
-      <w:r>
-        <w:t xml:space="preserve"> </w:t>
-      </w:r>
-      <w:r>
-        <w:rPr>
-          <w:i/>
-          <w:iCs/>
-        </w:rPr>
-        <w:t xml:space="preserve">Applied Logistic Regression</w:t>
-      </w:r>
-      <w:r>
-        <w:t xml:space="preserve">. Wiley.</w:t>
-      </w:r>
-    </w:p>
-    <w:bookmarkEnd w:id="56"/>
-    <w:bookmarkStart w:id="57" w:name="ref-rao1945information"/>
-    <w:p>
-      <w:pPr>
-        <w:pStyle w:val="Bibliography"/>
-      </w:pPr>
-      <w:r>
-        <w:t xml:space="preserve">Rao, C. Radhakrishna. 1945.</w:t>
-      </w:r>
-      <w:r>
-        <w:t xml:space="preserve"> </w:t>
-      </w:r>
-      <w:r>
-        <w:t xml:space="preserve">“Information and the Accuracy Attainable in the Estimation of Statistical Parameters.”</w:t>
-      </w:r>
-      <w:r>
-        <w:t xml:space="preserve"> </w:t>
-      </w:r>
-      <w:r>
-        <w:rPr>
-          <w:i/>
-          <w:iCs/>
-        </w:rPr>
-        <w:t xml:space="preserve">Bulletin of the Calcutta Mathematical Society</w:t>
-      </w:r>
-      <w:r>
-        <w:t xml:space="preserve"> </w:t>
-      </w:r>
-      <w:r>
-        <w:t xml:space="preserve">37: 81–91.</w:t>
-      </w:r>
-    </w:p>
-    <w:bookmarkEnd w:id="57"/>
-    <w:bookmarkStart w:id="59" w:name="ref-wikipedia_rao_blackwell_theorem"/>
-    <w:p>
-      <w:pPr>
-        <w:pStyle w:val="Bibliography"/>
-      </w:pPr>
-      <w:r>
-        <w:t xml:space="preserve">Wikipedia contributors. 2026a.</w:t>
-      </w:r>
-      <w:r>
-        <w:t xml:space="preserve"> </w:t>
-      </w:r>
-      <w:r>
-        <w:rPr>
-          <w:i/>
-          <w:iCs/>
-        </w:rPr>
-        <w:t xml:space="preserve">Rao–Blackwell Theorem —</w:t>
-      </w:r>
-      <w:r>
-        <w:rPr>
-          <w:i/>
-          <w:iCs/>
-        </w:rPr>
-        <w:t xml:space="preserve"> </w:t>
-      </w:r>
-      <w:r>
-        <w:rPr>
-          <w:i/>
-          <w:iCs/>
-        </w:rPr>
+        <w:t xml:space="preserve">[8]</w:t>
+      </w:r>
+      <w:r>
+        <w:t xml:space="preserve"> </w:t>
+      </w:r>
+      <w:r>
+        <w:t xml:space="preserve">	</w:t>
+      </w:r>
+      <w:r>
+        <w:t xml:space="preserve">Wikipedia contributors,</w:t>
+      </w:r>
+      <w:r>
+        <w:t xml:space="preserve"> </w:t>
+      </w:r>
+      <w:r>
+        <w:t xml:space="preserve">“Rao–blackwell theorem —</w:t>
+      </w:r>
+      <w:r>
+        <w:t xml:space="preserve"> </w:t>
+      </w:r>
+      <w:r>
         <w:t xml:space="preserve">Wikipedia</w:t>
       </w:r>
       <w:r>
-        <w:rPr>
-          <w:i/>
-          <w:iCs/>
-        </w:rPr>
         <w:t xml:space="preserve">,</w:t>
       </w:r>
       <w:r>
-        <w:rPr>
-          <w:i/>
-          <w:iCs/>
-        </w:rPr>
-        <w:t xml:space="preserve"> </w:t>
-      </w:r>
-      <w:r>
-        <w:rPr>
-          <w:i/>
-          <w:iCs/>
-        </w:rPr>
-        <w:t xml:space="preserve">the Free Encyclopedia</w:t>
-      </w:r>
-      <w:r>
-        <w:t xml:space="preserve">.</w:t>
-      </w:r>
-      <w:r>
-        <w:t xml:space="preserve"> </w:t>
-      </w:r>
-      <w:hyperlink r:id="rId58">
+        <w:t xml:space="preserve"> </w:t>
+      </w:r>
+      <w:r>
+        <w:t xml:space="preserve">the free encyclopedia.”</w:t>
+      </w:r>
+      <w:r>
+        <w:t xml:space="preserve"> </w:t>
+      </w:r>
+      <w:r>
+        <w:t xml:space="preserve">2026. Available:</w:t>
+      </w:r>
+      <w:r>
+        <w:t xml:space="preserve"> </w:t>
+      </w:r>
+      <w:hyperlink r:id="rId61">
         <w:r>
           <w:rPr>
             <w:rStyle w:val="Hyperlink"/>
@@ -8845,18 +8954,24 @@
           <w:t xml:space="preserve">https://en.wikipedia.org/wiki/Rao%E2%80%93Blackwell_theorem</w:t>
         </w:r>
       </w:hyperlink>
-      <w:r>
-        <w:t xml:space="preserve">.</w:t>
-      </w:r>
     </w:p>
-    <w:bookmarkEnd w:id="59"/>
-    <w:bookmarkStart w:id="61" w:name="ref-wikipedia_statistic"/>
+    <w:bookmarkEnd w:id="62"/>
+    <w:bookmarkStart w:id="63" w:name="ref-hosmer1989applied"/>
     <w:p>
       <w:pPr>
         <w:pStyle w:val="Bibliography"/>
       </w:pPr>
       <w:r>
-        <w:t xml:space="preserve">Wikipedia contributors. 2026b.</w:t>
+        <w:t xml:space="preserve">[9]</w:t>
+      </w:r>
+      <w:r>
+        <w:t xml:space="preserve"> </w:t>
+      </w:r>
+      <w:r>
+        <w:t xml:space="preserve">	</w:t>
+      </w:r>
+      <w:r>
+        <w:t xml:space="preserve">D. W. Hosmer and S. Lemeshow,</w:t>
       </w:r>
       <w:r>
         <w:t xml:space="preserve"> </w:t>
@@ -8866,131 +8981,10 @@
           <w:i/>
           <w:iCs/>
         </w:rPr>
-        <w:t xml:space="preserve">Statistic —</w:t>
-      </w:r>
-      <w:r>
-        <w:rPr>
-          <w:i/>
-          <w:iCs/>
-        </w:rPr>
-        <w:t xml:space="preserve"> </w:t>
-      </w:r>
-      <w:r>
-        <w:rPr>
-          <w:i/>
-          <w:iCs/>
-        </w:rPr>
-        <w:t xml:space="preserve">Wikipedia</w:t>
-      </w:r>
-      <w:r>
-        <w:rPr>
-          <w:i/>
-          <w:iCs/>
-        </w:rPr>
-        <w:t xml:space="preserve">,</w:t>
-      </w:r>
-      <w:r>
-        <w:rPr>
-          <w:i/>
-          <w:iCs/>
-        </w:rPr>
-        <w:t xml:space="preserve"> </w:t>
-      </w:r>
-      <w:r>
-        <w:rPr>
-          <w:i/>
-          <w:iCs/>
-        </w:rPr>
-        <w:t xml:space="preserve">the Free Encyclopedia</w:t>
-      </w:r>
-      <w:r>
-        <w:t xml:space="preserve">.</w:t>
-      </w:r>
-      <w:r>
-        <w:t xml:space="preserve"> </w:t>
-      </w:r>
-      <w:hyperlink r:id="rId60">
-        <w:r>
-          <w:rPr>
-            <w:rStyle w:val="Hyperlink"/>
-          </w:rPr>
-          <w:t xml:space="preserve">https://en.wikipedia.org/wiki/Statistic</w:t>
-        </w:r>
-      </w:hyperlink>
-      <w:r>
-        <w:t xml:space="preserve">.</w:t>
-      </w:r>
-    </w:p>
-    <w:bookmarkEnd w:id="61"/>
-    <w:bookmarkStart w:id="63" w:name="ref-wikipedia_sufficient_statistic"/>
-    <w:p>
-      <w:pPr>
-        <w:pStyle w:val="Bibliography"/>
-      </w:pPr>
-      <w:r>
-        <w:t xml:space="preserve">Wikipedia contributors. 2026c.</w:t>
-      </w:r>
-      <w:r>
-        <w:t xml:space="preserve"> </w:t>
-      </w:r>
-      <w:r>
-        <w:rPr>
-          <w:i/>
-          <w:iCs/>
-        </w:rPr>
-        <w:t xml:space="preserve">Sufficient Statistic —</w:t>
-      </w:r>
-      <w:r>
-        <w:rPr>
-          <w:i/>
-          <w:iCs/>
-        </w:rPr>
-        <w:t xml:space="preserve"> </w:t>
-      </w:r>
-      <w:r>
-        <w:rPr>
-          <w:i/>
-          <w:iCs/>
-        </w:rPr>
-        <w:t xml:space="preserve">Wikipedia</w:t>
-      </w:r>
-      <w:r>
-        <w:rPr>
-          <w:i/>
-          <w:iCs/>
-        </w:rPr>
-        <w:t xml:space="preserve">,</w:t>
-      </w:r>
-      <w:r>
-        <w:rPr>
-          <w:i/>
-          <w:iCs/>
-        </w:rPr>
-        <w:t xml:space="preserve"> </w:t>
-      </w:r>
-      <w:r>
-        <w:rPr>
-          <w:i/>
-          <w:iCs/>
-        </w:rPr>
-        <w:t xml:space="preserve">the Free Encyclopedia</w:t>
-      </w:r>
-      <w:r>
-        <w:t xml:space="preserve">.</w:t>
-      </w:r>
-      <w:r>
-        <w:t xml:space="preserve"> </w:t>
-      </w:r>
-      <w:hyperlink r:id="rId62">
-        <w:r>
-          <w:rPr>
-            <w:rStyle w:val="Hyperlink"/>
-          </w:rPr>
-          <w:t xml:space="preserve">https://en.wikipedia.org/wiki/Sufficient_statistic</w:t>
-        </w:r>
-      </w:hyperlink>
-      <w:r>
-        <w:t xml:space="preserve">.</w:t>
+        <w:t xml:space="preserve">Applied logistic regression</w:t>
+      </w:r>
+      <w:r>
+        <w:t xml:space="preserve">. New York: Wiley, 1989.</w:t>
       </w:r>
     </w:p>
     <w:bookmarkEnd w:id="63"/>
